--- a/report/Nassau_Candy_Executive_Summary.docx
+++ b/report/Nassau_Candy_Executive_Summary.docx
@@ -73,12 +73,6 @@
         <w:gridCol w:w="2340"/>
       </w:tblGrid>
       <w:tr>
-        <w:tblPrEx>
-          <w:tblCellMar>
-            <w:top w:w="0" w:type="dxa"/>
-            <w:bottom w:w="0" w:type="dxa"/>
-          </w:tblCellMar>
-        </w:tblPrEx>
         <w:tc>
           <w:tcPr>
             <w:tcW w:w="2340" w:type="dxa"/>
@@ -159,7 +153,27 @@
                 <w:sz w:val="20"/>
                 <w:szCs w:val="20"/>
               </w:rPr>
-              <w:t>April 05, 2026</w:t>
+              <w:t xml:space="preserve">April </w:t>
+            </w:r>
+            <w:r>
+              <w:rPr>
+                <w:b/>
+                <w:bCs/>
+                <w:color w:val="2C3E50"/>
+                <w:sz w:val="20"/>
+                <w:szCs w:val="20"/>
+              </w:rPr>
+              <w:t>10</w:t>
+            </w:r>
+            <w:r>
+              <w:rPr>
+                <w:b/>
+                <w:bCs/>
+                <w:color w:val="2C3E50"/>
+                <w:sz w:val="20"/>
+                <w:szCs w:val="20"/>
+              </w:rPr>
+              <w:t>, 2026</w:t>
             </w:r>
           </w:p>
         </w:tc>
@@ -201,7 +215,17 @@
                 <w:sz w:val="20"/>
                 <w:szCs w:val="20"/>
               </w:rPr>
-              <w:t>Data Analytics Internship</w:t>
+              <w:t xml:space="preserve">Machine Learning </w:t>
+            </w:r>
+            <w:r>
+              <w:rPr>
+                <w:b/>
+                <w:bCs/>
+                <w:color w:val="2C3E50"/>
+                <w:sz w:val="20"/>
+                <w:szCs w:val="20"/>
+              </w:rPr>
+              <w:t>Internship</w:t>
             </w:r>
           </w:p>
         </w:tc>
@@ -253,6 +277,23 @@
       <w:pPr>
         <w:spacing w:before="80" w:after="80"/>
       </w:pPr>
+    </w:p>
+    <w:p>
+      <w:pPr>
+        <w:spacing w:before="80" w:after="80"/>
+        <w:rPr>
+          <w:color w:val="000000" w:themeColor="text1"/>
+        </w:rPr>
+      </w:pPr>
+      <w:r>
+        <w:rPr>
+          <w:i/>
+          <w:iCs/>
+          <w:color w:val="000000" w:themeColor="text1"/>
+          <w:highlight w:val="lightGray"/>
+        </w:rPr>
+        <w:t>Important: This analysis is forward-looking. Ship Dates represent planned future delivery dates (2026–2030), not completed historical shipments. Findings reflect projected performance — giving Nassau Candy the opportunity to act before issues affect customers</w:t>
+      </w:r>
     </w:p>
     <w:p>
       <w:pPr>
@@ -369,12 +410,6 @@
         <w:gridCol w:w="1872"/>
       </w:tblGrid>
       <w:tr>
-        <w:tblPrEx>
-          <w:tblCellMar>
-            <w:top w:w="0" w:type="dxa"/>
-            <w:bottom w:w="0" w:type="dxa"/>
-          </w:tblCellMar>
-        </w:tblPrEx>
         <w:tc>
           <w:tcPr>
             <w:tcW w:w="1872" w:type="dxa"/>
@@ -417,18 +452,8 @@
                 <w:sz w:val="18"/>
                 <w:szCs w:val="18"/>
               </w:rPr>
-              <w:t xml:space="preserve">Orders </w:t>
-            </w:r>
-            <w:proofErr w:type="spellStart"/>
-            <w:r>
-              <w:rPr>
-                <w:color w:val="666666"/>
-                <w:sz w:val="18"/>
-                <w:szCs w:val="18"/>
-              </w:rPr>
-              <w:t>Analyzed</w:t>
-            </w:r>
-            <w:proofErr w:type="spellEnd"/>
+              <w:t>Orders Analyzed</w:t>
+            </w:r>
           </w:p>
         </w:tc>
         <w:tc>
@@ -519,18 +544,8 @@
                 <w:sz w:val="18"/>
                 <w:szCs w:val="18"/>
               </w:rPr>
-              <w:t xml:space="preserve">Routes </w:t>
-            </w:r>
-            <w:proofErr w:type="spellStart"/>
-            <w:r>
-              <w:rPr>
-                <w:color w:val="666666"/>
-                <w:sz w:val="18"/>
-                <w:szCs w:val="18"/>
-              </w:rPr>
-              <w:t>Analyzed</w:t>
-            </w:r>
-            <w:proofErr w:type="spellEnd"/>
+              <w:t>Routes Analyzed</w:t>
+            </w:r>
           </w:p>
         </w:tc>
         <w:tc>
@@ -705,12 +720,6 @@
         <w:gridCol w:w="3120"/>
       </w:tblGrid>
       <w:tr>
-        <w:tblPrEx>
-          <w:tblCellMar>
-            <w:top w:w="0" w:type="dxa"/>
-            <w:bottom w:w="0" w:type="dxa"/>
-          </w:tblCellMar>
-        </w:tblPrEx>
         <w:trPr>
           <w:tblHeader/>
         </w:trPr>
@@ -743,6 +752,7 @@
                 <w:sz w:val="20"/>
                 <w:szCs w:val="20"/>
               </w:rPr>
+              <w:lastRenderedPageBreak/>
               <w:t>KPI</w:t>
             </w:r>
           </w:p>
@@ -815,12 +825,6 @@
         </w:tc>
       </w:tr>
       <w:tr>
-        <w:tblPrEx>
-          <w:tblCellMar>
-            <w:top w:w="0" w:type="dxa"/>
-            <w:bottom w:w="0" w:type="dxa"/>
-          </w:tblCellMar>
-        </w:tblPrEx>
         <w:tc>
           <w:tcPr>
             <w:tcW w:w="3120" w:type="dxa"/>
@@ -845,7 +849,7 @@
                 <w:sz w:val="20"/>
                 <w:szCs w:val="20"/>
               </w:rPr>
-              <w:t>Average Lead Time</w:t>
+              <w:t>Avg Planned Lead Time</w:t>
             </w:r>
           </w:p>
         </w:tc>
@@ -909,12 +913,6 @@
         </w:tc>
       </w:tr>
       <w:tr>
-        <w:tblPrEx>
-          <w:tblCellMar>
-            <w:top w:w="0" w:type="dxa"/>
-            <w:bottom w:w="0" w:type="dxa"/>
-          </w:tblCellMar>
-        </w:tblPrEx>
         <w:tc>
           <w:tcPr>
             <w:tcW w:w="3120" w:type="dxa"/>
@@ -939,7 +937,7 @@
                 <w:sz w:val="20"/>
                 <w:szCs w:val="20"/>
               </w:rPr>
-              <w:t>Overall Delay Rate</w:t>
+              <w:t>Above-Average Delay Rate</w:t>
             </w:r>
           </w:p>
         </w:tc>
@@ -1003,12 +1001,6 @@
         </w:tc>
       </w:tr>
       <w:tr>
-        <w:tblPrEx>
-          <w:tblCellMar>
-            <w:top w:w="0" w:type="dxa"/>
-            <w:bottom w:w="0" w:type="dxa"/>
-          </w:tblCellMar>
-        </w:tblPrEx>
         <w:tc>
           <w:tcPr>
             <w:tcW w:w="3120" w:type="dxa"/>
@@ -1033,7 +1025,6 @@
                 <w:sz w:val="20"/>
                 <w:szCs w:val="20"/>
               </w:rPr>
-              <w:lastRenderedPageBreak/>
               <w:t>Best Route Score</w:t>
             </w:r>
           </w:p>
@@ -1092,18 +1083,12 @@
                 <w:sz w:val="20"/>
                 <w:szCs w:val="20"/>
               </w:rPr>
-              <w:t>Excellent performance</w:t>
+              <w:t>Secret Factory to New Mexico — excellent</w:t>
             </w:r>
           </w:p>
         </w:tc>
       </w:tr>
       <w:tr>
-        <w:tblPrEx>
-          <w:tblCellMar>
-            <w:top w:w="0" w:type="dxa"/>
-            <w:bottom w:w="0" w:type="dxa"/>
-          </w:tblCellMar>
-        </w:tblPrEx>
         <w:tc>
           <w:tcPr>
             <w:tcW w:w="3120" w:type="dxa"/>
@@ -1178,26 +1163,27 @@
             </w:tcMar>
           </w:tcPr>
           <w:p>
-            <w:r>
+            <w:pPr>
               <w:rPr>
                 <w:b/>
                 <w:bCs/>
-                <w:color w:val="2C3E50"/>
                 <w:sz w:val="20"/>
                 <w:szCs w:val="20"/>
               </w:rPr>
-              <w:t>Critical — immediate action needed</w:t>
+            </w:pPr>
+            <w:r>
+              <w:rPr>
+                <w:b/>
+                <w:bCs/>
+                <w:sz w:val="20"/>
+                <w:szCs w:val="20"/>
+              </w:rPr>
+              <w:t>Sugar Shack to New Jersey — critical</w:t>
             </w:r>
           </w:p>
         </w:tc>
       </w:tr>
       <w:tr>
-        <w:tblPrEx>
-          <w:tblCellMar>
-            <w:top w:w="0" w:type="dxa"/>
-            <w:bottom w:w="0" w:type="dxa"/>
-          </w:tblCellMar>
-        </w:tblPrEx>
         <w:tc>
           <w:tcPr>
             <w:tcW w:w="3120" w:type="dxa"/>
@@ -1216,23 +1202,13 @@
             </w:tcMar>
           </w:tcPr>
           <w:p>
-            <w:proofErr w:type="spellStart"/>
             <w:r>
               <w:rPr>
                 <w:color w:val="2C3E50"/>
                 <w:sz w:val="20"/>
                 <w:szCs w:val="20"/>
               </w:rPr>
-              <w:t>Avg</w:t>
-            </w:r>
-            <w:proofErr w:type="spellEnd"/>
-            <w:r>
-              <w:rPr>
-                <w:color w:val="2C3E50"/>
-                <w:sz w:val="20"/>
-                <w:szCs w:val="20"/>
-              </w:rPr>
-              <w:t xml:space="preserve"> Efficiency Score</w:t>
+              <w:t>Avg Efficiency Score</w:t>
             </w:r>
           </w:p>
         </w:tc>
@@ -1296,12 +1272,6 @@
         </w:tc>
       </w:tr>
       <w:tr>
-        <w:tblPrEx>
-          <w:tblCellMar>
-            <w:top w:w="0" w:type="dxa"/>
-            <w:bottom w:w="0" w:type="dxa"/>
-          </w:tblCellMar>
-        </w:tblPrEx>
         <w:tc>
           <w:tcPr>
             <w:tcW w:w="3120" w:type="dxa"/>
@@ -1629,7 +1599,23 @@
           <w:bCs/>
           <w:color w:val="2C3E50"/>
         </w:rPr>
-        <w:t xml:space="preserve">Most Delayed State:  </w:t>
+        <w:t>Most Delayed State</w:t>
+      </w:r>
+      <w:r>
+        <w:rPr>
+          <w:b/>
+          <w:bCs/>
+          <w:color w:val="2C3E50"/>
+        </w:rPr>
+        <w:t>(Planned):</w:t>
+      </w:r>
+      <w:r>
+        <w:rPr>
+          <w:b/>
+          <w:bCs/>
+          <w:color w:val="2C3E50"/>
+        </w:rPr>
+        <w:t xml:space="preserve">  </w:t>
       </w:r>
       <w:r>
         <w:rPr>
@@ -1649,7 +1635,23 @@
           <w:bCs/>
           <w:color w:val="2C3E50"/>
         </w:rPr>
-        <w:t xml:space="preserve">Most Delayed Region:  </w:t>
+        <w:t>Most Delayed Region</w:t>
+      </w:r>
+      <w:r>
+        <w:rPr>
+          <w:b/>
+          <w:bCs/>
+          <w:color w:val="2C3E50"/>
+        </w:rPr>
+        <w:t xml:space="preserve">(Planned):  </w:t>
+      </w:r>
+      <w:r>
+        <w:rPr>
+          <w:b/>
+          <w:bCs/>
+          <w:color w:val="2C3E50"/>
+        </w:rPr>
+        <w:t xml:space="preserve">  </w:t>
       </w:r>
       <w:r>
         <w:rPr>
@@ -1771,6 +1773,7 @@
           <w:bCs/>
           <w:color w:val="1F4E79"/>
         </w:rPr>
+        <w:lastRenderedPageBreak/>
         <w:t>Finding 5 — Premium Shipping Underperformance</w:t>
       </w:r>
     </w:p>
@@ -1791,21 +1794,7 @@
         <w:rPr>
           <w:color w:val="2C3E50"/>
         </w:rPr>
-        <w:t xml:space="preserve">1,314 days </w:t>
-      </w:r>
-      <w:proofErr w:type="spellStart"/>
-      <w:r>
-        <w:rPr>
-          <w:color w:val="2C3E50"/>
-        </w:rPr>
-        <w:t>avg</w:t>
-      </w:r>
-      <w:proofErr w:type="spellEnd"/>
-      <w:r>
-        <w:rPr>
-          <w:color w:val="2C3E50"/>
-        </w:rPr>
-        <w:t xml:space="preserve"> — fastest and most cost effective at $4.75</w:t>
+        <w:t>1,314 days avg — fastest and most cost effective at $4.75</w:t>
       </w:r>
     </w:p>
     <w:p>
@@ -1825,21 +1814,7 @@
         <w:rPr>
           <w:color w:val="2C3E50"/>
         </w:rPr>
-        <w:t xml:space="preserve">1,338 days </w:t>
-      </w:r>
-      <w:proofErr w:type="spellStart"/>
-      <w:r>
-        <w:rPr>
-          <w:color w:val="2C3E50"/>
-        </w:rPr>
-        <w:t>avg</w:t>
-      </w:r>
-      <w:proofErr w:type="spellEnd"/>
-      <w:r>
-        <w:rPr>
-          <w:color w:val="2C3E50"/>
-        </w:rPr>
-        <w:t xml:space="preserve"> — slowest despite being premium priced at $4.72</w:t>
+        <w:t>1,338 days avg — slowest despite being premium priced at $4.72</w:t>
       </w:r>
     </w:p>
     <w:p>
@@ -1853,7 +1828,6 @@
           <w:bCs/>
           <w:color w:val="2C3E50"/>
         </w:rPr>
-        <w:lastRenderedPageBreak/>
         <w:t xml:space="preserve">Key Observation:  </w:t>
       </w:r>
       <w:r>
@@ -1915,156 +1889,151 @@
     </w:p>
     <w:p>
       <w:pPr>
-        <w:pBdr>
-          <w:left w:val="single" w:sz="12" w:space="0" w:color="2E75B6"/>
-        </w:pBdr>
-        <w:shd w:val="clear" w:color="auto" w:fill="EBF5FB"/>
-        <w:spacing w:before="100" w:after="100"/>
-        <w:ind w:left="180" w:right="180"/>
-      </w:pPr>
-      <w:r>
-        <w:rPr>
-          <w:b/>
-          <w:bCs/>
-          <w:color w:val="2E75B6"/>
+        <w:spacing w:before="80" w:after="80"/>
+      </w:pPr>
+      <w:r>
+        <w:rPr>
+          <w:b/>
+          <w:bCs/>
+          <w:highlight w:val="lightGray"/>
         </w:rPr>
         <w:t xml:space="preserve">1.  </w:t>
       </w:r>
       <w:r>
         <w:rPr>
-          <w:color w:val="2C3E50"/>
-        </w:rPr>
-        <w:t>Conduct an urgent operational review of the Sugar Shack to New Jersey route. With a 100% delay rate this route is failing every customer it serves and must be addressed immediately.</w:t>
-      </w:r>
-    </w:p>
-    <w:p>
-      <w:pPr>
-        <w:spacing w:before="80" w:after="80"/>
-      </w:pPr>
-    </w:p>
-    <w:p>
-      <w:pPr>
-        <w:pBdr>
-          <w:left w:val="single" w:sz="12" w:space="0" w:color="2E75B6"/>
-        </w:pBdr>
-        <w:shd w:val="clear" w:color="auto" w:fill="EBF5FB"/>
-        <w:spacing w:before="100" w:after="100"/>
-        <w:ind w:left="180" w:right="180"/>
-      </w:pPr>
-      <w:r>
-        <w:rPr>
-          <w:b/>
-          <w:bCs/>
-          <w:color w:val="2E75B6"/>
+          <w:highlight w:val="lightGray"/>
+        </w:rPr>
+        <w:t>Conduct an urgent review of the Sugar Shack to New Jersey delivery plan. With a projected 100% above-average delay rate, this is the highest priority issue in the network. Deliveries begin in 2026 — there is still time to restructure this plan.</w:t>
+      </w:r>
+    </w:p>
+    <w:p>
+      <w:pPr>
+        <w:spacing w:before="80" w:after="80"/>
+      </w:pPr>
+    </w:p>
+    <w:p>
+      <w:pPr>
+        <w:spacing w:before="80" w:after="80"/>
+      </w:pPr>
+    </w:p>
+    <w:p>
+      <w:pPr>
+        <w:spacing w:before="80" w:after="80"/>
+      </w:pPr>
+      <w:r>
+        <w:rPr>
+          <w:b/>
+          <w:bCs/>
+          <w:highlight w:val="lightGray"/>
         </w:rPr>
         <w:t xml:space="preserve">2.  </w:t>
       </w:r>
       <w:r>
         <w:rPr>
-          <w:color w:val="2C3E50"/>
-        </w:rPr>
-        <w:t>Launch a performance audit of Sugar Shack factory. As the worst performing facility in the network, its internal processes are likely causing widespread delays across multiple routes.</w:t>
-      </w:r>
-    </w:p>
-    <w:p>
-      <w:pPr>
-        <w:spacing w:before="80" w:after="80"/>
-      </w:pPr>
-    </w:p>
-    <w:p>
-      <w:pPr>
-        <w:pBdr>
-          <w:left w:val="single" w:sz="12" w:space="0" w:color="2E75B6"/>
-        </w:pBdr>
-        <w:shd w:val="clear" w:color="auto" w:fill="EBF5FB"/>
-        <w:spacing w:before="100" w:after="100"/>
-        <w:ind w:left="180" w:right="180"/>
-      </w:pPr>
-      <w:r>
-        <w:rPr>
-          <w:b/>
-          <w:bCs/>
-          <w:color w:val="2E75B6"/>
+          <w:highlight w:val="lightGray"/>
+        </w:rPr>
+        <w:t>Audit Sugar Shack factory's delivery planning process. As the worst performing facility across multiple routes, its planning timelines need systematic review to bring them in line with the rest of the network.</w:t>
+      </w:r>
+    </w:p>
+    <w:p>
+      <w:pPr>
+        <w:spacing w:before="80" w:after="80"/>
+      </w:pPr>
+    </w:p>
+    <w:p>
+      <w:pPr>
+        <w:spacing w:before="80" w:after="80"/>
+      </w:pPr>
+      <w:r>
+        <w:rPr>
+          <w:b/>
+          <w:bCs/>
+          <w:highlight w:val="lightGray"/>
         </w:rPr>
         <w:t xml:space="preserve">3.  </w:t>
       </w:r>
       <w:r>
         <w:rPr>
-          <w:color w:val="2C3E50"/>
-        </w:rPr>
-        <w:t>Investigate and fix First Class shipping underperformance. Customers paying premium prices expect premium service — the current data shows they are receiving the worst delivery times in the network.</w:t>
-      </w:r>
-    </w:p>
-    <w:p>
-      <w:pPr>
-        <w:spacing w:before="80" w:after="80"/>
-      </w:pPr>
-    </w:p>
-    <w:p>
-      <w:pPr>
-        <w:pBdr>
-          <w:left w:val="single" w:sz="12" w:space="0" w:color="2E75B6"/>
-        </w:pBdr>
-        <w:shd w:val="clear" w:color="auto" w:fill="EBF5FB"/>
-        <w:spacing w:before="100" w:after="100"/>
-        <w:ind w:left="180" w:right="180"/>
-      </w:pPr>
-      <w:r>
-        <w:rPr>
-          <w:b/>
-          <w:bCs/>
-          <w:color w:val="2E75B6"/>
+          <w:highlight w:val="lightGray"/>
+        </w:rPr>
+        <w:t>Immediately correct the First Class delivery timeline. Customers selecting First Class expect faster delivery. The current plan shows the opposite. This is both a customer trust issue and a brand positioning problem that needs to be</w:t>
+      </w:r>
+    </w:p>
+    <w:p>
+      <w:pPr>
+        <w:spacing w:before="80" w:after="80"/>
+      </w:pPr>
+    </w:p>
+    <w:p>
+      <w:pPr>
+        <w:spacing w:before="80" w:after="80"/>
+      </w:pPr>
+    </w:p>
+    <w:p>
+      <w:pPr>
+        <w:spacing w:before="80" w:after="80"/>
+      </w:pPr>
+      <w:r>
+        <w:rPr>
+          <w:b/>
+          <w:bCs/>
+          <w:highlight w:val="lightGray"/>
         </w:rPr>
         <w:t xml:space="preserve">4.  </w:t>
       </w:r>
       <w:r>
         <w:rPr>
-          <w:color w:val="2C3E50"/>
-        </w:rPr>
-        <w:t>Systematically review all routes with 100% delay frequency. These are not random delays — they represent structural failures that require dedicated logistics restructuring.</w:t>
-      </w:r>
-    </w:p>
-    <w:p>
-      <w:pPr>
-        <w:spacing w:before="80" w:after="80"/>
-      </w:pPr>
-    </w:p>
-    <w:p>
-      <w:pPr>
-        <w:pBdr>
-          <w:left w:val="single" w:sz="12" w:space="0" w:color="2E75B6"/>
-        </w:pBdr>
-        <w:shd w:val="clear" w:color="auto" w:fill="EBF5FB"/>
-        <w:spacing w:before="100" w:after="100"/>
-        <w:ind w:left="180" w:right="180"/>
-      </w:pPr>
-      <w:r>
-        <w:rPr>
-          <w:b/>
-          <w:bCs/>
-          <w:color w:val="2E75B6"/>
+          <w:highlight w:val="lightGray"/>
+        </w:rPr>
+        <w:t>Restructure all routes currently projected to have 100% above-average delay rates. These are systematic planning failures, not random variations. They require delivery schedule renegotiation, not minor adjustments.</w:t>
+      </w:r>
+    </w:p>
+    <w:p>
+      <w:pPr>
+        <w:spacing w:before="80" w:after="80"/>
+      </w:pPr>
+    </w:p>
+    <w:p>
+      <w:pPr>
+        <w:spacing w:before="80" w:after="80"/>
+      </w:pPr>
+      <w:r>
+        <w:rPr>
+          <w:b/>
+          <w:bCs/>
+          <w:highlight w:val="lightGray"/>
         </w:rPr>
         <w:t xml:space="preserve">5.  </w:t>
       </w:r>
       <w:r>
         <w:rPr>
-          <w:color w:val="2C3E50"/>
-        </w:rPr>
-        <w:t xml:space="preserve">Deploy the </w:t>
-      </w:r>
-      <w:proofErr w:type="spellStart"/>
-      <w:r>
-        <w:rPr>
-          <w:color w:val="2C3E50"/>
-        </w:rPr>
-        <w:t>Streamlit</w:t>
-      </w:r>
-      <w:proofErr w:type="spellEnd"/>
-      <w:r>
-        <w:rPr>
-          <w:color w:val="2C3E50"/>
-        </w:rPr>
-        <w:t xml:space="preserve"> analytics dashboard for ongoing real-time monitoring of all route performance metrics, enabling proactive rather than reactive logistics management.</w:t>
+          <w:highlight w:val="lightGray"/>
+        </w:rPr>
+        <w:t>Use</w:t>
+      </w:r>
+      <w:r>
+        <w:rPr>
+          <w:highlight w:val="lightGray"/>
+        </w:rPr>
+        <w:t xml:space="preserve"> </w:t>
+      </w:r>
+      <w:r>
+        <w:rPr>
+          <w:highlight w:val="lightGray"/>
+        </w:rPr>
+        <w:t xml:space="preserve"> the</w:t>
+      </w:r>
+      <w:r>
+        <w:rPr>
+          <w:highlight w:val="lightGray"/>
+        </w:rPr>
+        <w:t xml:space="preserve"> Deployed </w:t>
+      </w:r>
+      <w:r>
+        <w:rPr>
+          <w:highlight w:val="lightGray"/>
+        </w:rPr>
+        <w:t xml:space="preserve"> Streamlit analytics dashboard for ongoing logistics planning oversight. The dashboard provides real-time visibility into planned route performance across all filters — enabling the team to spot emerging issues before they become customer-facing problems</w:t>
       </w:r>
     </w:p>
     <w:p>
@@ -2125,12 +2094,6 @@
         <w:gridCol w:w="2340"/>
       </w:tblGrid>
       <w:tr>
-        <w:tblPrEx>
-          <w:tblCellMar>
-            <w:top w:w="0" w:type="dxa"/>
-            <w:bottom w:w="0" w:type="dxa"/>
-          </w:tblCellMar>
-        </w:tblPrEx>
         <w:tc>
           <w:tcPr>
             <w:tcW w:w="2340" w:type="dxa"/>
@@ -2241,7 +2204,6 @@
             </w:r>
           </w:p>
           <w:p>
-            <w:proofErr w:type="spellStart"/>
             <w:r>
               <w:rPr>
                 <w:color w:val="2C3E50"/>
@@ -2250,7 +2212,6 @@
               </w:rPr>
               <w:t>Streamlit</w:t>
             </w:r>
-            <w:proofErr w:type="spellEnd"/>
           </w:p>
         </w:tc>
         <w:tc>
@@ -2378,7 +2339,6 @@
           <w:sz w:val="20"/>
           <w:szCs w:val="20"/>
         </w:rPr>
-        <w:lastRenderedPageBreak/>
         <w:t>— End of Executive Summary —</w:t>
       </w:r>
     </w:p>
@@ -2404,7 +2364,6 @@
         <w:t xml:space="preserve">  | </w:t>
       </w:r>
       <w:hyperlink r:id="rId7" w:history="1">
-        <w:proofErr w:type="spellStart"/>
         <w:r>
           <w:rPr>
             <w:rStyle w:val="Hyperlink"/>
@@ -2413,7 +2372,6 @@
           </w:rPr>
           <w:t>Linkedin</w:t>
         </w:r>
-        <w:proofErr w:type="spellEnd"/>
       </w:hyperlink>
       <w:r>
         <w:t xml:space="preserve"> </w:t>
@@ -3176,7 +3134,6 @@
   <w:style w:type="character" w:default="1" w:styleId="DefaultParagraphFont">
     <w:name w:val="Default Paragraph Font"/>
     <w:uiPriority w:val="1"/>
-    <w:semiHidden/>
     <w:unhideWhenUsed/>
   </w:style>
   <w:style w:type="table" w:default="1" w:styleId="TableNormal">

--- a/report/Nassau_Candy_Executive_Summary.docx
+++ b/report/Nassau_Candy_Executive_Summary.docx
@@ -215,17 +215,7 @@
                 <w:sz w:val="20"/>
                 <w:szCs w:val="20"/>
               </w:rPr>
-              <w:t xml:space="preserve">Machine Learning </w:t>
-            </w:r>
-            <w:r>
-              <w:rPr>
-                <w:b/>
-                <w:bCs/>
-                <w:color w:val="2C3E50"/>
-                <w:sz w:val="20"/>
-                <w:szCs w:val="20"/>
-              </w:rPr>
-              <w:t>Internship</w:t>
+              <w:t>Machine Learning Internship</w:t>
             </w:r>
           </w:p>
         </w:tc>
@@ -292,7 +282,43 @@
           <w:color w:val="000000" w:themeColor="text1"/>
           <w:highlight w:val="lightGray"/>
         </w:rPr>
-        <w:t>Important: This analysis is forward-looking. Ship Dates represent planned future delivery dates (2026–2030), not completed historical shipments. Findings reflect projected performance — giving Nassau Candy the opportunity to act before issues affect customers</w:t>
+        <w:t>Important: This analysis is forward-looking. Ship Dates represent planned future delivery dates (202</w:t>
+      </w:r>
+      <w:r>
+        <w:rPr>
+          <w:i/>
+          <w:iCs/>
+          <w:color w:val="000000" w:themeColor="text1"/>
+          <w:highlight w:val="lightGray"/>
+        </w:rPr>
+        <w:t>6</w:t>
+      </w:r>
+      <w:r>
+        <w:rPr>
+          <w:i/>
+          <w:iCs/>
+          <w:color w:val="000000" w:themeColor="text1"/>
+          <w:highlight w:val="lightGray"/>
+        </w:rPr>
+        <w:t>–20</w:t>
+      </w:r>
+      <w:r>
+        <w:rPr>
+          <w:i/>
+          <w:iCs/>
+          <w:color w:val="000000" w:themeColor="text1"/>
+          <w:highlight w:val="lightGray"/>
+        </w:rPr>
+        <w:t>30</w:t>
+      </w:r>
+      <w:r>
+        <w:rPr>
+          <w:i/>
+          <w:iCs/>
+          <w:color w:val="000000" w:themeColor="text1"/>
+          <w:highlight w:val="lightGray"/>
+        </w:rPr>
+        <w:t>), not completed historical shipments. Findings reflect projected performance — giving Nassau Candy the opportunity to act before issues affect customers</w:t>
       </w:r>
     </w:p>
     <w:p>
@@ -452,8 +478,18 @@
                 <w:sz w:val="18"/>
                 <w:szCs w:val="18"/>
               </w:rPr>
-              <w:t>Orders Analyzed</w:t>
-            </w:r>
+              <w:t xml:space="preserve">Orders </w:t>
+            </w:r>
+            <w:proofErr w:type="spellStart"/>
+            <w:r>
+              <w:rPr>
+                <w:color w:val="666666"/>
+                <w:sz w:val="18"/>
+                <w:szCs w:val="18"/>
+              </w:rPr>
+              <w:t>Analyzed</w:t>
+            </w:r>
+            <w:proofErr w:type="spellEnd"/>
           </w:p>
         </w:tc>
         <w:tc>
@@ -544,8 +580,18 @@
                 <w:sz w:val="18"/>
                 <w:szCs w:val="18"/>
               </w:rPr>
-              <w:t>Routes Analyzed</w:t>
-            </w:r>
+              <w:t xml:space="preserve">Routes </w:t>
+            </w:r>
+            <w:proofErr w:type="spellStart"/>
+            <w:r>
+              <w:rPr>
+                <w:color w:val="666666"/>
+                <w:sz w:val="18"/>
+                <w:szCs w:val="18"/>
+              </w:rPr>
+              <w:t>Analyzed</w:t>
+            </w:r>
+            <w:proofErr w:type="spellEnd"/>
           </w:p>
         </w:tc>
         <w:tc>
@@ -667,6 +713,48 @@
       <w:pPr>
         <w:spacing w:before="80" w:after="80"/>
       </w:pPr>
+    </w:p>
+    <w:p>
+      <w:pPr>
+        <w:spacing w:before="80" w:after="80"/>
+        <w:rPr>
+          <w:color w:val="595959" w:themeColor="text1" w:themeTint="A6"/>
+        </w:rPr>
+      </w:pPr>
+      <w:r>
+        <w:rPr>
+          <w:color w:val="595959" w:themeColor="text1" w:themeTint="A6"/>
+        </w:rPr>
+        <w:t xml:space="preserve">Time Period of </w:t>
+      </w:r>
+      <w:proofErr w:type="gramStart"/>
+      <w:r>
+        <w:rPr>
+          <w:color w:val="595959" w:themeColor="text1" w:themeTint="A6"/>
+        </w:rPr>
+        <w:t>Orders  →</w:t>
+      </w:r>
+      <w:proofErr w:type="gramEnd"/>
+      <w:r>
+        <w:rPr>
+          <w:color w:val="595959" w:themeColor="text1" w:themeTint="A6"/>
+        </w:rPr>
+        <w:t xml:space="preserve">  Jan 2024 to Dec 2025 (2 years of orders)</w:t>
+      </w:r>
+    </w:p>
+    <w:p>
+      <w:pPr>
+        <w:spacing w:before="80" w:after="80"/>
+        <w:rPr>
+          <w:color w:val="595959" w:themeColor="text1" w:themeTint="A6"/>
+        </w:rPr>
+      </w:pPr>
+      <w:r>
+        <w:rPr>
+          <w:color w:val="595959" w:themeColor="text1" w:themeTint="A6"/>
+        </w:rPr>
+        <w:t>Planned Delivery Window → Jun 2026 to Jun 2030 (4 years of planned deliveries)</w:t>
+      </w:r>
     </w:p>
     <w:p>
       <w:pPr>
@@ -843,13 +931,23 @@
             </w:tcMar>
           </w:tcPr>
           <w:p>
+            <w:proofErr w:type="spellStart"/>
             <w:r>
               <w:rPr>
                 <w:color w:val="2C3E50"/>
                 <w:sz w:val="20"/>
                 <w:szCs w:val="20"/>
               </w:rPr>
-              <w:t>Avg Planned Lead Time</w:t>
+              <w:t>Avg</w:t>
+            </w:r>
+            <w:proofErr w:type="spellEnd"/>
+            <w:r>
+              <w:rPr>
+                <w:color w:val="2C3E50"/>
+                <w:sz w:val="20"/>
+                <w:szCs w:val="20"/>
+              </w:rPr>
+              <w:t xml:space="preserve"> Planned Lead Time</w:t>
             </w:r>
           </w:p>
         </w:tc>
@@ -1202,13 +1300,23 @@
             </w:tcMar>
           </w:tcPr>
           <w:p>
+            <w:proofErr w:type="spellStart"/>
             <w:r>
               <w:rPr>
                 <w:color w:val="2C3E50"/>
                 <w:sz w:val="20"/>
                 <w:szCs w:val="20"/>
               </w:rPr>
-              <w:t>Avg Efficiency Score</w:t>
+              <w:t>Avg</w:t>
+            </w:r>
+            <w:proofErr w:type="spellEnd"/>
+            <w:r>
+              <w:rPr>
+                <w:color w:val="2C3E50"/>
+                <w:sz w:val="20"/>
+                <w:szCs w:val="20"/>
+              </w:rPr>
+              <w:t xml:space="preserve"> Efficiency Score</w:t>
             </w:r>
           </w:p>
         </w:tc>
@@ -1367,11 +1475,6 @@
     </w:p>
     <w:p>
       <w:pPr>
-        <w:spacing w:before="80" w:after="80"/>
-      </w:pPr>
-    </w:p>
-    <w:p>
-      <w:pPr>
         <w:pBdr>
           <w:bottom w:val="single" w:sz="4" w:space="1" w:color="D6E4F0"/>
         </w:pBdr>
@@ -1599,15 +1702,33 @@
           <w:bCs/>
           <w:color w:val="2C3E50"/>
         </w:rPr>
-        <w:t>Most Delayed State</w:t>
-      </w:r>
-      <w:r>
-        <w:rPr>
-          <w:b/>
-          <w:bCs/>
-          <w:color w:val="2C3E50"/>
-        </w:rPr>
-        <w:t>(Planned):</w:t>
+        <w:t xml:space="preserve">Most Delayed </w:t>
+      </w:r>
+      <w:proofErr w:type="gramStart"/>
+      <w:r>
+        <w:rPr>
+          <w:b/>
+          <w:bCs/>
+          <w:color w:val="2C3E50"/>
+        </w:rPr>
+        <w:t>State</w:t>
+      </w:r>
+      <w:r>
+        <w:rPr>
+          <w:b/>
+          <w:bCs/>
+          <w:color w:val="2C3E50"/>
+        </w:rPr>
+        <w:t>(</w:t>
+      </w:r>
+      <w:proofErr w:type="gramEnd"/>
+      <w:r>
+        <w:rPr>
+          <w:b/>
+          <w:bCs/>
+          <w:color w:val="2C3E50"/>
+        </w:rPr>
+        <w:t>Planned):</w:t>
       </w:r>
       <w:r>
         <w:rPr>
@@ -1635,15 +1756,33 @@
           <w:bCs/>
           <w:color w:val="2C3E50"/>
         </w:rPr>
-        <w:t>Most Delayed Region</w:t>
-      </w:r>
-      <w:r>
-        <w:rPr>
-          <w:b/>
-          <w:bCs/>
-          <w:color w:val="2C3E50"/>
-        </w:rPr>
-        <w:t xml:space="preserve">(Planned):  </w:t>
+        <w:t xml:space="preserve">Most Delayed </w:t>
+      </w:r>
+      <w:proofErr w:type="gramStart"/>
+      <w:r>
+        <w:rPr>
+          <w:b/>
+          <w:bCs/>
+          <w:color w:val="2C3E50"/>
+        </w:rPr>
+        <w:t>Region</w:t>
+      </w:r>
+      <w:r>
+        <w:rPr>
+          <w:b/>
+          <w:bCs/>
+          <w:color w:val="2C3E50"/>
+        </w:rPr>
+        <w:t>(</w:t>
+      </w:r>
+      <w:proofErr w:type="gramEnd"/>
+      <w:r>
+        <w:rPr>
+          <w:b/>
+          <w:bCs/>
+          <w:color w:val="2C3E50"/>
+        </w:rPr>
+        <w:t xml:space="preserve">Planned):  </w:t>
       </w:r>
       <w:r>
         <w:rPr>
@@ -1773,8 +1912,42 @@
           <w:bCs/>
           <w:color w:val="1F4E79"/>
         </w:rPr>
+        <w:t>Finding 5 — Premium Shipping Underperformance</w:t>
+      </w:r>
+    </w:p>
+    <w:p>
+      <w:pPr>
+        <w:spacing w:before="80" w:after="80"/>
+        <w:ind w:left="360"/>
+      </w:pPr>
+      <w:r>
+        <w:rPr>
+          <w:b/>
+          <w:bCs/>
+          <w:color w:val="2C3E50"/>
+        </w:rPr>
         <w:lastRenderedPageBreak/>
-        <w:t>Finding 5 — Premium Shipping Underperformance</w:t>
+        <w:t xml:space="preserve">Standard Class:  </w:t>
+      </w:r>
+      <w:r>
+        <w:rPr>
+          <w:color w:val="2C3E50"/>
+        </w:rPr>
+        <w:t xml:space="preserve">1,314 days </w:t>
+      </w:r>
+      <w:proofErr w:type="spellStart"/>
+      <w:r>
+        <w:rPr>
+          <w:color w:val="2C3E50"/>
+        </w:rPr>
+        <w:t>avg</w:t>
+      </w:r>
+      <w:proofErr w:type="spellEnd"/>
+      <w:r>
+        <w:rPr>
+          <w:color w:val="2C3E50"/>
+        </w:rPr>
+        <w:t xml:space="preserve"> — fastest and most cost effective at $4.75</w:t>
       </w:r>
     </w:p>
     <w:p>
@@ -1788,33 +1961,27 @@
           <w:bCs/>
           <w:color w:val="2C3E50"/>
         </w:rPr>
-        <w:t xml:space="preserve">Standard Class:  </w:t>
-      </w:r>
-      <w:r>
-        <w:rPr>
-          <w:color w:val="2C3E50"/>
-        </w:rPr>
-        <w:t>1,314 days avg — fastest and most cost effective at $4.75</w:t>
-      </w:r>
-    </w:p>
-    <w:p>
-      <w:pPr>
-        <w:spacing w:before="80" w:after="80"/>
-        <w:ind w:left="360"/>
-      </w:pPr>
-      <w:r>
-        <w:rPr>
-          <w:b/>
-          <w:bCs/>
-          <w:color w:val="2C3E50"/>
-        </w:rPr>
         <w:t xml:space="preserve">First Class:  </w:t>
       </w:r>
       <w:r>
         <w:rPr>
           <w:color w:val="2C3E50"/>
         </w:rPr>
-        <w:t>1,338 days avg — slowest despite being premium priced at $4.72</w:t>
+        <w:t xml:space="preserve">1,338 days </w:t>
+      </w:r>
+      <w:proofErr w:type="spellStart"/>
+      <w:r>
+        <w:rPr>
+          <w:color w:val="2C3E50"/>
+        </w:rPr>
+        <w:t>avg</w:t>
+      </w:r>
+      <w:proofErr w:type="spellEnd"/>
+      <w:r>
+        <w:rPr>
+          <w:color w:val="2C3E50"/>
+        </w:rPr>
+        <w:t xml:space="preserve"> — slowest despite being premium priced at $4.72</w:t>
       </w:r>
     </w:p>
     <w:p>
@@ -1956,29 +2123,43 @@
         <w:rPr>
           <w:highlight w:val="lightGray"/>
         </w:rPr>
-        <w:t>Immediately correct the First Class delivery timeline. Customers selecting First Class expect faster delivery. The current plan shows the opposite. This is both a customer trust issue and a brand positioning problem that needs to be</w:t>
-      </w:r>
-    </w:p>
-    <w:p>
-      <w:pPr>
-        <w:spacing w:before="80" w:after="80"/>
-      </w:pPr>
-    </w:p>
-    <w:p>
-      <w:pPr>
-        <w:spacing w:before="80" w:after="80"/>
-      </w:pPr>
-    </w:p>
-    <w:p>
-      <w:pPr>
-        <w:spacing w:before="80" w:after="80"/>
-      </w:pPr>
-      <w:r>
-        <w:rPr>
-          <w:b/>
-          <w:bCs/>
+        <w:t xml:space="preserve">Immediately correct the </w:t>
+      </w:r>
+      <w:proofErr w:type="gramStart"/>
+      <w:r>
+        <w:rPr>
           <w:highlight w:val="lightGray"/>
         </w:rPr>
+        <w:t>First Class</w:t>
+      </w:r>
+      <w:proofErr w:type="gramEnd"/>
+      <w:r>
+        <w:rPr>
+          <w:highlight w:val="lightGray"/>
+        </w:rPr>
+        <w:t xml:space="preserve"> delivery timeline. Customers selecting First Class expect faster delivery. The current plan shows the opposite. This is both a customer trust issue and a brand positioning problem that needs to be</w:t>
+      </w:r>
+    </w:p>
+    <w:p>
+      <w:pPr>
+        <w:spacing w:before="80" w:after="80"/>
+      </w:pPr>
+    </w:p>
+    <w:p>
+      <w:pPr>
+        <w:spacing w:before="80" w:after="80"/>
+      </w:pPr>
+    </w:p>
+    <w:p>
+      <w:pPr>
+        <w:spacing w:before="80" w:after="80"/>
+      </w:pPr>
+      <w:r>
+        <w:rPr>
+          <w:b/>
+          <w:bCs/>
+          <w:highlight w:val="lightGray"/>
+        </w:rPr>
         <w:t xml:space="preserve">4.  </w:t>
       </w:r>
       <w:r>
@@ -2005,6 +2186,7 @@
         </w:rPr>
         <w:t xml:space="preserve">5.  </w:t>
       </w:r>
+      <w:proofErr w:type="gramStart"/>
       <w:r>
         <w:rPr>
           <w:highlight w:val="lightGray"/>
@@ -2023,17 +2205,40 @@
         </w:rPr>
         <w:t xml:space="preserve"> the</w:t>
       </w:r>
+      <w:proofErr w:type="gramEnd"/>
       <w:r>
         <w:rPr>
           <w:highlight w:val="lightGray"/>
         </w:rPr>
-        <w:t xml:space="preserve"> Deployed </w:t>
-      </w:r>
+        <w:t xml:space="preserve"> </w:t>
+      </w:r>
+      <w:proofErr w:type="gramStart"/>
       <w:r>
         <w:rPr>
           <w:highlight w:val="lightGray"/>
         </w:rPr>
-        <w:t xml:space="preserve"> Streamlit analytics dashboard for ongoing logistics planning oversight. The dashboard provides real-time visibility into planned route performance across all filters — enabling the team to spot emerging issues before they become customer-facing problems</w:t>
+        <w:t xml:space="preserve">Deployed </w:t>
+      </w:r>
+      <w:r>
+        <w:rPr>
+          <w:highlight w:val="lightGray"/>
+        </w:rPr>
+        <w:t xml:space="preserve"> </w:t>
+      </w:r>
+      <w:proofErr w:type="spellStart"/>
+      <w:r>
+        <w:rPr>
+          <w:highlight w:val="lightGray"/>
+        </w:rPr>
+        <w:t>Streamlit</w:t>
+      </w:r>
+      <w:proofErr w:type="spellEnd"/>
+      <w:proofErr w:type="gramEnd"/>
+      <w:r>
+        <w:rPr>
+          <w:highlight w:val="lightGray"/>
+        </w:rPr>
+        <w:t xml:space="preserve"> analytics dashboard for ongoing logistics planning oversight. The dashboard provides real-time visibility into planned route performance across all filters — enabling the team to spot emerging issues before they become customer-facing problems</w:t>
       </w:r>
     </w:p>
     <w:p>
@@ -2204,6 +2409,7 @@
             </w:r>
           </w:p>
           <w:p>
+            <w:proofErr w:type="spellStart"/>
             <w:r>
               <w:rPr>
                 <w:color w:val="2C3E50"/>
@@ -2212,6 +2418,7 @@
               </w:rPr>
               <w:t>Streamlit</w:t>
             </w:r>
+            <w:proofErr w:type="spellEnd"/>
           </w:p>
         </w:tc>
         <w:tc>
@@ -2285,6 +2492,7 @@
           <w:iCs/>
           <w:color w:val="2C3E50"/>
         </w:rPr>
+        <w:lastRenderedPageBreak/>
         <w:t>This analysis transforms raw shipment data into actionable logistics intelligence.</w:t>
       </w:r>
     </w:p>
@@ -2353,17 +2561,72 @@
           <w:sz w:val="18"/>
           <w:szCs w:val="18"/>
         </w:rPr>
-        <w:t>For full technical report and interactive dashboard contact: MD Asjad Alam  |   Internship  |  April 2026</w:t>
-      </w:r>
+        <w:t xml:space="preserve">For full technical report and interactive dashboard contact: MD Asjad </w:t>
+      </w:r>
+      <w:proofErr w:type="gramStart"/>
       <w:r>
         <w:rPr>
           <w:color w:val="AAAAAA"/>
           <w:sz w:val="18"/>
           <w:szCs w:val="18"/>
         </w:rPr>
-        <w:t xml:space="preserve">  | </w:t>
+        <w:t>Alam  |</w:t>
+      </w:r>
+      <w:proofErr w:type="gramEnd"/>
+      <w:r>
+        <w:rPr>
+          <w:color w:val="AAAAAA"/>
+          <w:sz w:val="18"/>
+          <w:szCs w:val="18"/>
+        </w:rPr>
+        <w:t xml:space="preserve">   </w:t>
+      </w:r>
+      <w:proofErr w:type="gramStart"/>
+      <w:r>
+        <w:rPr>
+          <w:color w:val="AAAAAA"/>
+          <w:sz w:val="18"/>
+          <w:szCs w:val="18"/>
+        </w:rPr>
+        <w:t>Internship  |</w:t>
+      </w:r>
+      <w:proofErr w:type="gramEnd"/>
+      <w:r>
+        <w:rPr>
+          <w:color w:val="AAAAAA"/>
+          <w:sz w:val="18"/>
+          <w:szCs w:val="18"/>
+        </w:rPr>
+        <w:t xml:space="preserve">  April </w:t>
+      </w:r>
+      <w:proofErr w:type="gramStart"/>
+      <w:r>
+        <w:rPr>
+          <w:color w:val="AAAAAA"/>
+          <w:sz w:val="18"/>
+          <w:szCs w:val="18"/>
+        </w:rPr>
+        <w:t>2026</w:t>
+      </w:r>
+      <w:r>
+        <w:rPr>
+          <w:color w:val="AAAAAA"/>
+          <w:sz w:val="18"/>
+          <w:szCs w:val="18"/>
+        </w:rPr>
+        <w:t xml:space="preserve">  |</w:t>
+      </w:r>
+      <w:proofErr w:type="gramEnd"/>
+      <w:r>
+        <w:rPr>
+          <w:color w:val="AAAAAA"/>
+          <w:sz w:val="18"/>
+          <w:szCs w:val="18"/>
+        </w:rPr>
+        <w:t xml:space="preserve"> </w:t>
       </w:r>
       <w:hyperlink r:id="rId7" w:history="1">
+        <w:proofErr w:type="spellStart"/>
         <w:r>
           <w:rPr>
             <w:rStyle w:val="Hyperlink"/>
@@ -2372,6 +2635,7 @@
           </w:rPr>
           <w:t>Linkedin</w:t>
         </w:r>
+        <w:proofErr w:type="spellEnd"/>
       </w:hyperlink>
       <w:r>
         <w:t xml:space="preserve"> </w:t>
@@ -2422,7 +2686,61 @@
         <w:sz w:val="18"/>
         <w:szCs w:val="18"/>
       </w:rPr>
-      <w:t>Nassau Candy Distributor  |  Executive Summary  |  Confidential  |  April 2026</w:t>
+      <w:t xml:space="preserve">Nassau Candy </w:t>
+    </w:r>
+    <w:proofErr w:type="gramStart"/>
+    <w:r>
+      <w:rPr>
+        <w:color w:val="888888"/>
+        <w:sz w:val="18"/>
+        <w:szCs w:val="18"/>
+      </w:rPr>
+      <w:t>Distributor  |</w:t>
+    </w:r>
+    <w:proofErr w:type="gramEnd"/>
+    <w:r>
+      <w:rPr>
+        <w:color w:val="888888"/>
+        <w:sz w:val="18"/>
+        <w:szCs w:val="18"/>
+      </w:rPr>
+      <w:t xml:space="preserve">  Executive </w:t>
+    </w:r>
+    <w:proofErr w:type="gramStart"/>
+    <w:r>
+      <w:rPr>
+        <w:color w:val="888888"/>
+        <w:sz w:val="18"/>
+        <w:szCs w:val="18"/>
+      </w:rPr>
+      <w:t>Summary  |</w:t>
+    </w:r>
+    <w:proofErr w:type="gramEnd"/>
+    <w:r>
+      <w:rPr>
+        <w:color w:val="888888"/>
+        <w:sz w:val="18"/>
+        <w:szCs w:val="18"/>
+      </w:rPr>
+      <w:t xml:space="preserve">  </w:t>
+    </w:r>
+    <w:proofErr w:type="gramStart"/>
+    <w:r>
+      <w:rPr>
+        <w:color w:val="888888"/>
+        <w:sz w:val="18"/>
+        <w:szCs w:val="18"/>
+      </w:rPr>
+      <w:t>Confidential  |</w:t>
+    </w:r>
+    <w:proofErr w:type="gramEnd"/>
+    <w:r>
+      <w:rPr>
+        <w:color w:val="888888"/>
+        <w:sz w:val="18"/>
+        <w:szCs w:val="18"/>
+      </w:rPr>
+      <w:t xml:space="preserve">  April 2026</w:t>
     </w:r>
   </w:p>
 </w:ftr>
